--- a/01_Doanh_nghiep/Nghia_Phan1_Khaosatdoanhnghiep_Sodotochuc_10Quytrinh.docx
+++ b/01_Doanh_nghiep/Nghia_Phan1_Khaosatdoanhnghiep_Sodotochuc_10Quytrinh.docx
@@ -713,6 +713,113 @@
     </w:p>
     <w:p>
       <w:pPr>
+        <w:spacing w:after="0" w:line="360" w:lineRule="auto"/>
+        <w:jc w:val="center"/>
+        <w:rPr>
+          <w:rFonts w:ascii="Times New Roman" w:hAnsi="Times New Roman" w:cs="Times New Roman"/>
+          <w:sz w:val="26"/>
+          <w:szCs w:val="26"/>
+        </w:rPr>
+      </w:pPr>
+      <w:r>
+        <w:rPr>
+          <w:noProof/>
+        </w:rPr>
+        <w:drawing>
+          <wp:inline distT="0" distB="0" distL="0" distR="0" wp14:anchorId="18109B0E" wp14:editId="0478448D">
+            <wp:extent cx="3600450" cy="3600450"/>
+            <wp:effectExtent l="0" t="0" r="0" b="0"/>
+            <wp:docPr id="899778770" name="Picture 1" descr="HIGHLANDS COFFEE: TỰ HÀO SINH RA TỪ ĐẤT VIỆT, 1999"/>
+            <wp:cNvGraphicFramePr>
+              <a:graphicFrameLocks xmlns:a="http://schemas.openxmlformats.org/drawingml/2006/main" noChangeAspect="1"/>
+            </wp:cNvGraphicFramePr>
+            <a:graphic xmlns:a="http://schemas.openxmlformats.org/drawingml/2006/main">
+              <a:graphicData uri="http://schemas.openxmlformats.org/drawingml/2006/picture">
+                <pic:pic xmlns:pic="http://schemas.openxmlformats.org/drawingml/2006/picture">
+                  <pic:nvPicPr>
+                    <pic:cNvPr id="0" name="Picture 1" descr="HIGHLANDS COFFEE: TỰ HÀO SINH RA TỪ ĐẤT VIỆT, 1999"/>
+                    <pic:cNvPicPr>
+                      <a:picLocks noChangeAspect="1" noChangeArrowheads="1"/>
+                    </pic:cNvPicPr>
+                  </pic:nvPicPr>
+                  <pic:blipFill>
+                    <a:blip r:embed="rId10" cstate="print">
+                      <a:extLst>
+                        <a:ext uri="{28A0092B-C50C-407E-A947-70E740481C1C}">
+                          <a14:useLocalDpi xmlns:a14="http://schemas.microsoft.com/office/drawing/2010/main" val="0"/>
+                        </a:ext>
+                      </a:extLst>
+                    </a:blip>
+                    <a:srcRect/>
+                    <a:stretch>
+                      <a:fillRect/>
+                    </a:stretch>
+                  </pic:blipFill>
+                  <pic:spPr bwMode="auto">
+                    <a:xfrm>
+                      <a:off x="0" y="0"/>
+                      <a:ext cx="3600450" cy="3600450"/>
+                    </a:xfrm>
+                    <a:prstGeom prst="rect">
+                      <a:avLst/>
+                    </a:prstGeom>
+                    <a:noFill/>
+                    <a:ln>
+                      <a:noFill/>
+                    </a:ln>
+                  </pic:spPr>
+                </pic:pic>
+              </a:graphicData>
+            </a:graphic>
+          </wp:inline>
+        </w:drawing>
+      </w:r>
+    </w:p>
+    <w:p>
+      <w:pPr>
+        <w:spacing w:after="0" w:line="360" w:lineRule="auto"/>
+        <w:jc w:val="center"/>
+        <w:rPr>
+          <w:rFonts w:ascii="Times New Roman" w:hAnsi="Times New Roman" w:cs="Times New Roman"/>
+          <w:sz w:val="26"/>
+          <w:szCs w:val="26"/>
+        </w:rPr>
+      </w:pPr>
+      <w:r>
+        <w:rPr>
+          <w:rFonts w:ascii="Times New Roman" w:hAnsi="Times New Roman" w:cs="Times New Roman"/>
+          <w:sz w:val="26"/>
+          <w:szCs w:val="26"/>
+        </w:rPr>
+        <w:t>Hình 1.</w:t>
+      </w:r>
+      <w:r>
+        <w:rPr>
+          <w:rFonts w:ascii="Times New Roman" w:hAnsi="Times New Roman" w:cs="Times New Roman"/>
+          <w:sz w:val="26"/>
+          <w:szCs w:val="26"/>
+        </w:rPr>
+        <w:t>1</w:t>
+      </w:r>
+      <w:r>
+        <w:rPr>
+          <w:rFonts w:ascii="Times New Roman" w:hAnsi="Times New Roman" w:cs="Times New Roman"/>
+          <w:sz w:val="26"/>
+          <w:szCs w:val="26"/>
+        </w:rPr>
+        <w:t xml:space="preserve"> </w:t>
+      </w:r>
+      <w:r>
+        <w:rPr>
+          <w:rFonts w:ascii="Times New Roman" w:hAnsi="Times New Roman" w:cs="Times New Roman"/>
+          <w:sz w:val="26"/>
+          <w:szCs w:val="26"/>
+        </w:rPr>
+        <w:t>Quy mô hệ thống cửa hàng</w:t>
+      </w:r>
+    </w:p>
+    <w:p>
+      <w:pPr>
         <w:pStyle w:val="Heading3"/>
         <w:spacing w:before="0" w:after="0" w:line="360" w:lineRule="auto"/>
         <w:ind w:left="720"/>
@@ -847,6 +954,7 @@
           <w:sz w:val="26"/>
           <w:szCs w:val="26"/>
         </w:rPr>
+        <w:lastRenderedPageBreak/>
         <w:t>1.2. Cơ cấu tổ chức và hoạt động kinh doanh</w:t>
       </w:r>
     </w:p>
@@ -1249,6 +1357,11 @@
     </w:p>
     <w:p>
       <w:pPr>
+        <w:pStyle w:val="ListParagraph"/>
+        <w:numPr>
+          <w:ilvl w:val="0"/>
+          <w:numId w:val="3"/>
+        </w:numPr>
         <w:spacing w:after="0" w:line="360" w:lineRule="auto"/>
         <w:jc w:val="both"/>
         <w:rPr>
@@ -1263,7 +1376,25 @@
           <w:sz w:val="26"/>
           <w:szCs w:val="26"/>
         </w:rPr>
-        <w:lastRenderedPageBreak/>
+        <w:t>QA&amp;QC: Thiết lập quy trình quản lý chất lượng và kiểm tra sản phẩm thực tế.</w:t>
+      </w:r>
+    </w:p>
+    <w:p>
+      <w:pPr>
+        <w:spacing w:after="0" w:line="360" w:lineRule="auto"/>
+        <w:jc w:val="both"/>
+        <w:rPr>
+          <w:rFonts w:ascii="Times New Roman" w:hAnsi="Times New Roman" w:cs="Times New Roman"/>
+          <w:sz w:val="26"/>
+          <w:szCs w:val="26"/>
+        </w:rPr>
+      </w:pPr>
+      <w:r>
+        <w:rPr>
+          <w:rFonts w:ascii="Times New Roman" w:hAnsi="Times New Roman" w:cs="Times New Roman"/>
+          <w:sz w:val="26"/>
+          <w:szCs w:val="26"/>
+        </w:rPr>
         <w:tab/>
       </w:r>
       <w:r>
@@ -1510,14 +1641,14 @@
       </w:pPr>
       <w:r>
         <w:rPr>
-          <w:b/>
-          <w:bCs/>
-        </w:rPr>
+          <w:noProof/>
+        </w:rPr>
+        <w:lastRenderedPageBreak/>
         <w:drawing>
-          <wp:inline distT="0" distB="0" distL="0" distR="0" wp14:anchorId="338CCC80" wp14:editId="591FDA12">
-            <wp:extent cx="5943600" cy="3141980"/>
-            <wp:effectExtent l="0" t="0" r="0" b="1270"/>
-            <wp:docPr id="2144001085" name="Picture 1"/>
+          <wp:inline distT="0" distB="0" distL="0" distR="0" wp14:anchorId="0812729C" wp14:editId="048D55D9">
+            <wp:extent cx="5943600" cy="2829560"/>
+            <wp:effectExtent l="0" t="0" r="0" b="8890"/>
+            <wp:docPr id="627111246" name="Picture 1"/>
             <wp:cNvGraphicFramePr>
               <a:graphicFrameLocks xmlns:a="http://schemas.openxmlformats.org/drawingml/2006/main" noChangeAspect="1"/>
             </wp:cNvGraphicFramePr>
@@ -1525,294 +1656,7 @@
               <a:graphicData uri="http://schemas.openxmlformats.org/drawingml/2006/picture">
                 <pic:pic xmlns:pic="http://schemas.openxmlformats.org/drawingml/2006/picture">
                   <pic:nvPicPr>
-                    <pic:cNvPr id="2144001085" name=""/>
-                    <pic:cNvPicPr/>
-                  </pic:nvPicPr>
-                  <pic:blipFill>
-                    <a:blip r:embed="rId10"/>
-                    <a:stretch>
-                      <a:fillRect/>
-                    </a:stretch>
-                  </pic:blipFill>
-                  <pic:spPr>
-                    <a:xfrm>
-                      <a:off x="0" y="0"/>
-                      <a:ext cx="5943600" cy="3141980"/>
-                    </a:xfrm>
-                    <a:prstGeom prst="rect">
-                      <a:avLst/>
-                    </a:prstGeom>
-                  </pic:spPr>
-                </pic:pic>
-              </a:graphicData>
-            </a:graphic>
-          </wp:inline>
-        </w:drawing>
-      </w:r>
-    </w:p>
-    <w:p>
-      <w:pPr>
-        <w:spacing w:after="0" w:line="360" w:lineRule="auto"/>
-        <w:jc w:val="center"/>
-        <w:rPr>
-          <w:rFonts w:ascii="Times New Roman" w:hAnsi="Times New Roman" w:cs="Times New Roman"/>
-          <w:sz w:val="26"/>
-          <w:szCs w:val="26"/>
-        </w:rPr>
-      </w:pPr>
-      <w:r>
-        <w:rPr>
-          <w:rFonts w:ascii="Times New Roman" w:hAnsi="Times New Roman" w:cs="Times New Roman"/>
-          <w:sz w:val="26"/>
-          <w:szCs w:val="26"/>
-        </w:rPr>
-        <w:t>Hình 1.1</w:t>
-      </w:r>
-      <w:r>
-        <w:rPr>
-          <w:rFonts w:ascii="Times New Roman" w:hAnsi="Times New Roman" w:cs="Times New Roman"/>
-          <w:sz w:val="26"/>
-          <w:szCs w:val="26"/>
-        </w:rPr>
-        <w:t xml:space="preserve"> Sơ đồ cơ cấu tổ chức</w:t>
-      </w:r>
-    </w:p>
-    <w:p>
-      <w:pPr>
-        <w:pStyle w:val="Heading3"/>
-        <w:spacing w:before="0" w:after="0" w:line="360" w:lineRule="auto"/>
-        <w:ind w:left="720"/>
-        <w:rPr>
-          <w:rFonts w:ascii="Times New Roman" w:hAnsi="Times New Roman" w:cs="Times New Roman"/>
-          <w:b/>
-          <w:bCs/>
-          <w:color w:val="auto"/>
-          <w:sz w:val="26"/>
-          <w:szCs w:val="26"/>
-        </w:rPr>
-      </w:pPr>
-      <w:r>
-        <w:rPr>
-          <w:rFonts w:ascii="Times New Roman" w:hAnsi="Times New Roman" w:cs="Times New Roman"/>
-          <w:b/>
-          <w:bCs/>
-          <w:color w:val="auto"/>
-          <w:sz w:val="26"/>
-          <w:szCs w:val="26"/>
-        </w:rPr>
-        <w:t>1.2.2. Hoạt động kinh doanh</w:t>
-      </w:r>
-    </w:p>
-    <w:p>
-      <w:pPr>
-        <w:spacing w:after="0" w:line="360" w:lineRule="auto"/>
-        <w:jc w:val="both"/>
-        <w:rPr>
-          <w:rFonts w:ascii="Times New Roman" w:hAnsi="Times New Roman" w:cs="Times New Roman"/>
-          <w:sz w:val="26"/>
-          <w:szCs w:val="26"/>
-        </w:rPr>
-      </w:pPr>
-      <w:r>
-        <w:rPr>
-          <w:rFonts w:ascii="Times New Roman" w:hAnsi="Times New Roman" w:cs="Times New Roman"/>
-          <w:sz w:val="26"/>
-          <w:szCs w:val="26"/>
-        </w:rPr>
-        <w:tab/>
-      </w:r>
-      <w:r>
-        <w:rPr>
-          <w:rFonts w:ascii="Times New Roman" w:hAnsi="Times New Roman" w:cs="Times New Roman"/>
-          <w:sz w:val="26"/>
-          <w:szCs w:val="26"/>
-        </w:rPr>
-        <w:t>Hoạt động kinh doanh của Highlands Coffee tập trung vào việc cung cấp các sản phẩm đồ uống và bánh ngọt thông qua hệ thống cửa hàng trên toàn quốc. Quy trình phục vụ bắt đầu từ việc tiếp nhận yêu cầu của khách hàng, xác nhận đơn hàng, pha chế đồ uống, giao sản phẩm và thanh toán.</w:t>
-      </w:r>
-    </w:p>
-    <w:p>
-      <w:pPr>
-        <w:spacing w:after="0" w:line="360" w:lineRule="auto"/>
-        <w:jc w:val="both"/>
-        <w:rPr>
-          <w:rFonts w:ascii="Times New Roman" w:hAnsi="Times New Roman" w:cs="Times New Roman"/>
-          <w:sz w:val="26"/>
-          <w:szCs w:val="26"/>
-        </w:rPr>
-      </w:pPr>
-      <w:r>
-        <w:rPr>
-          <w:rFonts w:ascii="Times New Roman" w:hAnsi="Times New Roman" w:cs="Times New Roman"/>
-          <w:sz w:val="26"/>
-          <w:szCs w:val="26"/>
-        </w:rPr>
-        <w:tab/>
-      </w:r>
-      <w:r>
-        <w:rPr>
-          <w:rFonts w:ascii="Times New Roman" w:hAnsi="Times New Roman" w:cs="Times New Roman"/>
-          <w:sz w:val="26"/>
-          <w:szCs w:val="26"/>
-        </w:rPr>
-        <w:t xml:space="preserve">Ngoài hình thức phục vụ trực tiếp, Highlands Coffee còn phát triển mạnh các kênh bán hàng trực tuyến nhằm đáp ứng nhu cầu tiêu dùng hiện đại. Doanh nghiệp đồng thời </w:t>
-      </w:r>
-      <w:r>
-        <w:rPr>
-          <w:rFonts w:ascii="Times New Roman" w:hAnsi="Times New Roman" w:cs="Times New Roman"/>
-          <w:sz w:val="26"/>
-          <w:szCs w:val="26"/>
-        </w:rPr>
-        <w:lastRenderedPageBreak/>
-        <w:t>xây dựng hệ thống quản lý nguyên vật liệu, kiểm soát chất lượng sản phẩm, đào tạo nhân viên và chăm sóc khách hàng để đảm bảo tính đồng bộ trong toàn bộ chuỗi cửa hàng.</w:t>
-      </w:r>
-    </w:p>
-    <w:p>
-      <w:pPr>
-        <w:pStyle w:val="Heading2"/>
-        <w:spacing w:before="0" w:after="0" w:line="360" w:lineRule="auto"/>
-        <w:rPr>
-          <w:rFonts w:ascii="Times New Roman" w:hAnsi="Times New Roman" w:cs="Times New Roman"/>
-          <w:b/>
-          <w:bCs/>
-          <w:color w:val="auto"/>
-          <w:sz w:val="26"/>
-          <w:szCs w:val="26"/>
-        </w:rPr>
-      </w:pPr>
-      <w:r>
-        <w:rPr>
-          <w:rFonts w:ascii="Times New Roman" w:hAnsi="Times New Roman" w:cs="Times New Roman"/>
-          <w:b/>
-          <w:bCs/>
-          <w:color w:val="auto"/>
-          <w:sz w:val="26"/>
-          <w:szCs w:val="26"/>
-        </w:rPr>
-        <w:t>1.3 Các quy trình nghiệp vụ tại Highlands Coffee</w:t>
-      </w:r>
-    </w:p>
-    <w:p>
-      <w:pPr>
-        <w:pStyle w:val="Heading3"/>
-        <w:spacing w:before="0" w:after="0" w:line="360" w:lineRule="auto"/>
-        <w:ind w:left="720"/>
-        <w:rPr>
-          <w:rFonts w:ascii="Times New Roman" w:hAnsi="Times New Roman" w:cs="Times New Roman"/>
-          <w:b/>
-          <w:bCs/>
-          <w:color w:val="auto"/>
-          <w:sz w:val="26"/>
-          <w:szCs w:val="26"/>
-        </w:rPr>
-      </w:pPr>
-      <w:r>
-        <w:rPr>
-          <w:rFonts w:ascii="Times New Roman" w:hAnsi="Times New Roman" w:cs="Times New Roman"/>
-          <w:b/>
-          <w:bCs/>
-          <w:color w:val="auto"/>
-          <w:sz w:val="26"/>
-          <w:szCs w:val="26"/>
-        </w:rPr>
-        <w:t>1.3.1 Nhóm quy trình Quản lý (Management Process)</w:t>
-      </w:r>
-    </w:p>
-    <w:p>
-      <w:pPr>
-        <w:pStyle w:val="Heading4"/>
-        <w:spacing w:before="0" w:after="0" w:line="360" w:lineRule="auto"/>
-        <w:jc w:val="both"/>
-        <w:rPr>
-          <w:rFonts w:ascii="Times New Roman" w:hAnsi="Times New Roman" w:cs="Times New Roman"/>
-          <w:b/>
-          <w:bCs/>
-          <w:i w:val="0"/>
-          <w:iCs w:val="0"/>
-          <w:color w:val="000000" w:themeColor="text1"/>
-          <w:sz w:val="26"/>
-          <w:szCs w:val="26"/>
-        </w:rPr>
-      </w:pPr>
-      <w:r>
-        <w:rPr>
-          <w:rFonts w:ascii="Times New Roman" w:hAnsi="Times New Roman" w:cs="Times New Roman"/>
-          <w:b/>
-          <w:bCs/>
-          <w:i w:val="0"/>
-          <w:iCs w:val="0"/>
-          <w:color w:val="000000" w:themeColor="text1"/>
-          <w:sz w:val="26"/>
-          <w:szCs w:val="26"/>
-        </w:rPr>
-        <w:tab/>
-      </w:r>
-      <w:r>
-        <w:rPr>
-          <w:rFonts w:ascii="Times New Roman" w:hAnsi="Times New Roman" w:cs="Times New Roman"/>
-          <w:b/>
-          <w:bCs/>
-          <w:i w:val="0"/>
-          <w:iCs w:val="0"/>
-          <w:color w:val="000000" w:themeColor="text1"/>
-          <w:sz w:val="26"/>
-          <w:szCs w:val="26"/>
-        </w:rPr>
-        <w:tab/>
-      </w:r>
-      <w:r>
-        <w:rPr>
-          <w:rFonts w:ascii="Times New Roman" w:hAnsi="Times New Roman" w:cs="Times New Roman"/>
-          <w:b/>
-          <w:bCs/>
-          <w:i w:val="0"/>
-          <w:iCs w:val="0"/>
-          <w:color w:val="000000" w:themeColor="text1"/>
-          <w:sz w:val="26"/>
-          <w:szCs w:val="26"/>
-        </w:rPr>
-        <w:t xml:space="preserve">1.3.1.1 </w:t>
-      </w:r>
-      <w:r>
-        <w:rPr>
-          <w:rFonts w:ascii="Times New Roman" w:hAnsi="Times New Roman" w:cs="Times New Roman"/>
-          <w:b/>
-          <w:bCs/>
-          <w:i w:val="0"/>
-          <w:iCs w:val="0"/>
-          <w:color w:val="000000" w:themeColor="text1"/>
-          <w:sz w:val="26"/>
-          <w:szCs w:val="26"/>
-        </w:rPr>
-        <w:t>Quy trình Quản lý chất lượng dịch vụ và sản phẩm (QA/QC)</w:t>
-      </w:r>
-    </w:p>
-    <w:p>
-      <w:pPr>
-        <w:spacing w:after="0" w:line="360" w:lineRule="auto"/>
-        <w:jc w:val="both"/>
-        <w:rPr>
-          <w:rFonts w:ascii="Times New Roman" w:hAnsi="Times New Roman" w:cs="Times New Roman"/>
-          <w:sz w:val="26"/>
-          <w:szCs w:val="26"/>
-        </w:rPr>
-      </w:pPr>
-      <w:r>
-        <w:rPr>
-          <w:rFonts w:ascii="Times New Roman" w:hAnsi="Times New Roman" w:cs="Times New Roman"/>
-        </w:rPr>
-        <w:drawing>
-          <wp:inline distT="0" distB="0" distL="0" distR="0" wp14:anchorId="314F1DB6" wp14:editId="346798E2">
-            <wp:extent cx="5943600" cy="899795"/>
-            <wp:effectExtent l="0" t="0" r="0" b="0"/>
-            <wp:docPr id="890724492" name="Picture 1"/>
-            <wp:cNvGraphicFramePr>
-              <a:graphicFrameLocks xmlns:a="http://schemas.openxmlformats.org/drawingml/2006/main" noChangeAspect="1"/>
-            </wp:cNvGraphicFramePr>
-            <a:graphic xmlns:a="http://schemas.openxmlformats.org/drawingml/2006/main">
-              <a:graphicData uri="http://schemas.openxmlformats.org/drawingml/2006/picture">
-                <pic:pic xmlns:pic="http://schemas.openxmlformats.org/drawingml/2006/picture">
-                  <pic:nvPicPr>
-                    <pic:cNvPr id="890724492" name=""/>
+                    <pic:cNvPr id="627111246" name=""/>
                     <pic:cNvPicPr/>
                   </pic:nvPicPr>
                   <pic:blipFill>
@@ -1824,7 +1668,7 @@
                   <pic:spPr>
                     <a:xfrm>
                       <a:off x="0" y="0"/>
-                      <a:ext cx="5943600" cy="899795"/>
+                      <a:ext cx="5943600" cy="2829560"/>
                     </a:xfrm>
                     <a:prstGeom prst="rect">
                       <a:avLst/>
@@ -1839,8 +1683,175 @@
     </w:p>
     <w:p>
       <w:pPr>
+        <w:spacing w:after="0" w:line="360" w:lineRule="auto"/>
+        <w:jc w:val="center"/>
+        <w:rPr>
+          <w:rFonts w:ascii="Times New Roman" w:hAnsi="Times New Roman" w:cs="Times New Roman"/>
+          <w:sz w:val="26"/>
+          <w:szCs w:val="26"/>
+        </w:rPr>
+      </w:pPr>
+      <w:r>
+        <w:rPr>
+          <w:rFonts w:ascii="Times New Roman" w:hAnsi="Times New Roman" w:cs="Times New Roman"/>
+          <w:sz w:val="26"/>
+          <w:szCs w:val="26"/>
+        </w:rPr>
+        <w:t>Hình 1.</w:t>
+      </w:r>
+      <w:r>
+        <w:rPr>
+          <w:rFonts w:ascii="Times New Roman" w:hAnsi="Times New Roman" w:cs="Times New Roman"/>
+          <w:sz w:val="26"/>
+          <w:szCs w:val="26"/>
+        </w:rPr>
+        <w:t>2</w:t>
+      </w:r>
+      <w:r>
+        <w:rPr>
+          <w:rFonts w:ascii="Times New Roman" w:hAnsi="Times New Roman" w:cs="Times New Roman"/>
+          <w:sz w:val="26"/>
+          <w:szCs w:val="26"/>
+        </w:rPr>
+        <w:t xml:space="preserve"> Sơ đồ cơ cấu tổ chức</w:t>
+      </w:r>
+    </w:p>
+    <w:p>
+      <w:pPr>
+        <w:pStyle w:val="Heading3"/>
+        <w:spacing w:before="0" w:after="0" w:line="360" w:lineRule="auto"/>
+        <w:ind w:left="720"/>
+        <w:rPr>
+          <w:rFonts w:ascii="Times New Roman" w:hAnsi="Times New Roman" w:cs="Times New Roman"/>
+          <w:b/>
+          <w:bCs/>
+          <w:color w:val="auto"/>
+          <w:sz w:val="26"/>
+          <w:szCs w:val="26"/>
+        </w:rPr>
+      </w:pPr>
+      <w:r>
+        <w:rPr>
+          <w:rFonts w:ascii="Times New Roman" w:hAnsi="Times New Roman" w:cs="Times New Roman"/>
+          <w:b/>
+          <w:bCs/>
+          <w:color w:val="auto"/>
+          <w:sz w:val="26"/>
+          <w:szCs w:val="26"/>
+        </w:rPr>
+        <w:t>1.2.2. Hoạt động kinh doanh</w:t>
+      </w:r>
+    </w:p>
+    <w:p>
+      <w:pPr>
+        <w:spacing w:after="0" w:line="360" w:lineRule="auto"/>
+        <w:jc w:val="both"/>
+        <w:rPr>
+          <w:rFonts w:ascii="Times New Roman" w:hAnsi="Times New Roman" w:cs="Times New Roman"/>
+          <w:sz w:val="26"/>
+          <w:szCs w:val="26"/>
+        </w:rPr>
+      </w:pPr>
+      <w:r>
+        <w:rPr>
+          <w:rFonts w:ascii="Times New Roman" w:hAnsi="Times New Roman" w:cs="Times New Roman"/>
+          <w:sz w:val="26"/>
+          <w:szCs w:val="26"/>
+        </w:rPr>
+        <w:tab/>
+      </w:r>
+      <w:r>
+        <w:rPr>
+          <w:rFonts w:ascii="Times New Roman" w:hAnsi="Times New Roman" w:cs="Times New Roman"/>
+          <w:sz w:val="26"/>
+          <w:szCs w:val="26"/>
+        </w:rPr>
+        <w:t>Hoạt động kinh doanh của Highlands Coffee tập trung vào việc cung cấp các sản phẩm đồ uống và bánh ngọt thông qua hệ thống cửa hàng trên toàn quốc. Quy trình phục vụ bắt đầu từ việc tiếp nhận yêu cầu của khách hàng, xác nhận đơn hàng, pha chế đồ uống, giao sản phẩm và thanh toán.</w:t>
+      </w:r>
+    </w:p>
+    <w:p>
+      <w:pPr>
+        <w:spacing w:after="0" w:line="360" w:lineRule="auto"/>
+        <w:jc w:val="both"/>
+        <w:rPr>
+          <w:rFonts w:ascii="Times New Roman" w:hAnsi="Times New Roman" w:cs="Times New Roman"/>
+          <w:sz w:val="26"/>
+          <w:szCs w:val="26"/>
+        </w:rPr>
+      </w:pPr>
+      <w:r>
+        <w:rPr>
+          <w:rFonts w:ascii="Times New Roman" w:hAnsi="Times New Roman" w:cs="Times New Roman"/>
+          <w:sz w:val="26"/>
+          <w:szCs w:val="26"/>
+        </w:rPr>
+        <w:tab/>
+      </w:r>
+      <w:r>
+        <w:rPr>
+          <w:rFonts w:ascii="Times New Roman" w:hAnsi="Times New Roman" w:cs="Times New Roman"/>
+          <w:sz w:val="26"/>
+          <w:szCs w:val="26"/>
+        </w:rPr>
+        <w:t>Ngoài hình thức phục vụ trực tiếp, Highlands Coffee còn phát triển mạnh các kênh bán hàng trực tuyến nhằm đáp ứng nhu cầu tiêu dùng hiện đại. Doanh nghiệp đồng thời xây dựng hệ thống quản lý nguyên vật liệu, kiểm soát chất lượng sản phẩm, đào tạo nhân viên và chăm sóc khách hàng để đảm bảo tính đồng bộ trong toàn bộ chuỗi cửa hàng.</w:t>
+      </w:r>
+    </w:p>
+    <w:p>
+      <w:pPr>
+        <w:pStyle w:val="Heading2"/>
+        <w:spacing w:before="0" w:after="0" w:line="360" w:lineRule="auto"/>
+        <w:rPr>
+          <w:rFonts w:ascii="Times New Roman" w:hAnsi="Times New Roman" w:cs="Times New Roman"/>
+          <w:b/>
+          <w:bCs/>
+          <w:color w:val="auto"/>
+          <w:sz w:val="26"/>
+          <w:szCs w:val="26"/>
+        </w:rPr>
+      </w:pPr>
+      <w:r>
+        <w:rPr>
+          <w:rFonts w:ascii="Times New Roman" w:hAnsi="Times New Roman" w:cs="Times New Roman"/>
+          <w:b/>
+          <w:bCs/>
+          <w:color w:val="auto"/>
+          <w:sz w:val="26"/>
+          <w:szCs w:val="26"/>
+        </w:rPr>
+        <w:t>1.3 Các quy trình nghiệp vụ tại Highlands Coffee</w:t>
+      </w:r>
+    </w:p>
+    <w:p>
+      <w:pPr>
+        <w:pStyle w:val="Heading3"/>
+        <w:spacing w:before="0" w:after="0" w:line="360" w:lineRule="auto"/>
+        <w:ind w:left="720"/>
+        <w:rPr>
+          <w:rFonts w:ascii="Times New Roman" w:hAnsi="Times New Roman" w:cs="Times New Roman"/>
+          <w:b/>
+          <w:bCs/>
+          <w:color w:val="auto"/>
+          <w:sz w:val="26"/>
+          <w:szCs w:val="26"/>
+        </w:rPr>
+      </w:pPr>
+      <w:r>
+        <w:rPr>
+          <w:rFonts w:ascii="Times New Roman" w:hAnsi="Times New Roman" w:cs="Times New Roman"/>
+          <w:b/>
+          <w:bCs/>
+          <w:color w:val="auto"/>
+          <w:sz w:val="26"/>
+          <w:szCs w:val="26"/>
+        </w:rPr>
+        <w:t>1.3.1 Nhóm quy trình Quản lý (Management Process)</w:t>
+      </w:r>
+    </w:p>
+    <w:p>
+      <w:pPr>
         <w:pStyle w:val="Heading4"/>
         <w:spacing w:before="0" w:after="0" w:line="360" w:lineRule="auto"/>
+        <w:jc w:val="both"/>
         <w:rPr>
           <w:rFonts w:ascii="Times New Roman" w:hAnsi="Times New Roman" w:cs="Times New Roman"/>
           <w:b/>
@@ -1889,9 +1900,64 @@
           <w:sz w:val="26"/>
           <w:szCs w:val="26"/>
         </w:rPr>
-        <w:t xml:space="preserve">1.3.1.2 </w:t>
-      </w:r>
-      <w:r>
+        <w:t>1.3.1.1 Quy trình Quản lý chất lượng dịch vụ và sản phẩm (QA/QC)</w:t>
+      </w:r>
+    </w:p>
+    <w:p>
+      <w:pPr>
+        <w:spacing w:after="0" w:line="360" w:lineRule="auto"/>
+        <w:jc w:val="both"/>
+        <w:rPr>
+          <w:rFonts w:ascii="Times New Roman" w:hAnsi="Times New Roman" w:cs="Times New Roman"/>
+          <w:sz w:val="26"/>
+          <w:szCs w:val="26"/>
+        </w:rPr>
+      </w:pPr>
+      <w:r>
+        <w:rPr>
+          <w:noProof/>
+        </w:rPr>
+        <w:drawing>
+          <wp:inline distT="0" distB="0" distL="0" distR="0" wp14:anchorId="1C40D4C2" wp14:editId="63D3B542">
+            <wp:extent cx="5943600" cy="897890"/>
+            <wp:effectExtent l="0" t="0" r="0" b="0"/>
+            <wp:docPr id="1607499494" name="Picture 1"/>
+            <wp:cNvGraphicFramePr>
+              <a:graphicFrameLocks xmlns:a="http://schemas.openxmlformats.org/drawingml/2006/main" noChangeAspect="1"/>
+            </wp:cNvGraphicFramePr>
+            <a:graphic xmlns:a="http://schemas.openxmlformats.org/drawingml/2006/main">
+              <a:graphicData uri="http://schemas.openxmlformats.org/drawingml/2006/picture">
+                <pic:pic xmlns:pic="http://schemas.openxmlformats.org/drawingml/2006/picture">
+                  <pic:nvPicPr>
+                    <pic:cNvPr id="1607499494" name=""/>
+                    <pic:cNvPicPr/>
+                  </pic:nvPicPr>
+                  <pic:blipFill>
+                    <a:blip r:embed="rId12"/>
+                    <a:stretch>
+                      <a:fillRect/>
+                    </a:stretch>
+                  </pic:blipFill>
+                  <pic:spPr>
+                    <a:xfrm>
+                      <a:off x="0" y="0"/>
+                      <a:ext cx="5943600" cy="897890"/>
+                    </a:xfrm>
+                    <a:prstGeom prst="rect">
+                      <a:avLst/>
+                    </a:prstGeom>
+                  </pic:spPr>
+                </pic:pic>
+              </a:graphicData>
+            </a:graphic>
+          </wp:inline>
+        </w:drawing>
+      </w:r>
+    </w:p>
+    <w:p>
+      <w:pPr>
+        <w:pStyle w:val="Heading4"/>
+        <w:spacing w:before="0" w:after="0" w:line="360" w:lineRule="auto"/>
         <w:rPr>
           <w:rFonts w:ascii="Times New Roman" w:hAnsi="Times New Roman" w:cs="Times New Roman"/>
           <w:b/>
@@ -1902,7 +1968,46 @@
           <w:sz w:val="26"/>
           <w:szCs w:val="26"/>
         </w:rPr>
-        <w:t>Quy trình Quản lý và đối soát doanh thu cửa hàng</w:t>
+      </w:pPr>
+      <w:r>
+        <w:rPr>
+          <w:rFonts w:ascii="Times New Roman" w:hAnsi="Times New Roman" w:cs="Times New Roman"/>
+          <w:b/>
+          <w:bCs/>
+          <w:i w:val="0"/>
+          <w:iCs w:val="0"/>
+          <w:color w:val="000000" w:themeColor="text1"/>
+          <w:sz w:val="26"/>
+          <w:szCs w:val="26"/>
+        </w:rPr>
+        <w:lastRenderedPageBreak/>
+        <w:tab/>
+      </w:r>
+      <w:r>
+        <w:rPr>
+          <w:rFonts w:ascii="Times New Roman" w:hAnsi="Times New Roman" w:cs="Times New Roman"/>
+          <w:b/>
+          <w:bCs/>
+          <w:i w:val="0"/>
+          <w:iCs w:val="0"/>
+          <w:color w:val="000000" w:themeColor="text1"/>
+          <w:sz w:val="26"/>
+          <w:szCs w:val="26"/>
+        </w:rPr>
+        <w:tab/>
+      </w:r>
+      <w:r>
+        <w:rPr>
+          <w:rFonts w:ascii="Times New Roman" w:hAnsi="Times New Roman" w:cs="Times New Roman"/>
+          <w:b/>
+          <w:bCs/>
+          <w:i w:val="0"/>
+          <w:iCs w:val="0"/>
+          <w:color w:val="000000" w:themeColor="text1"/>
+          <w:sz w:val="26"/>
+          <w:szCs w:val="26"/>
+        </w:rPr>
+        <w:t>1.3.1.2 Quy trình Quản lý và đối soát doanh thu cửa hàng</w:t>
       </w:r>
     </w:p>
     <w:p>
@@ -1918,6 +2023,7 @@
       <w:r>
         <w:rPr>
           <w:rFonts w:ascii="Times New Roman" w:hAnsi="Times New Roman" w:cs="Times New Roman"/>
+          <w:noProof/>
           <w:sz w:val="26"/>
           <w:szCs w:val="26"/>
         </w:rPr>
@@ -1937,7 +2043,7 @@
                     <pic:cNvPicPr/>
                   </pic:nvPicPr>
                   <pic:blipFill>
-                    <a:blip r:embed="rId12"/>
+                    <a:blip r:embed="rId13"/>
                     <a:stretch>
                       <a:fillRect/>
                     </a:stretch>
@@ -2011,20 +2117,7 @@
           <w:sz w:val="26"/>
           <w:szCs w:val="26"/>
         </w:rPr>
-        <w:t>1.3.1.3</w:t>
-      </w:r>
-      <w:r>
-        <w:rPr>
-          <w:rFonts w:ascii="Times New Roman" w:hAnsi="Times New Roman" w:cs="Times New Roman"/>
-          <w:b/>
-          <w:bCs/>
-          <w:i w:val="0"/>
-          <w:iCs w:val="0"/>
-          <w:color w:val="000000" w:themeColor="text1"/>
-          <w:sz w:val="26"/>
-          <w:szCs w:val="26"/>
-        </w:rPr>
-        <w:t xml:space="preserve">Quy trình Hoạch định chiến lược và mở rộng chuỗi </w:t>
+        <w:t xml:space="preserve">1.3.1.3Quy trình Hoạch định chiến lược và mở rộng chuỗi </w:t>
       </w:r>
     </w:p>
     <w:p>
@@ -2040,6 +2133,7 @@
       <w:r>
         <w:rPr>
           <w:rFonts w:ascii="Times New Roman" w:hAnsi="Times New Roman" w:cs="Times New Roman"/>
+          <w:noProof/>
           <w:sz w:val="26"/>
           <w:szCs w:val="26"/>
         </w:rPr>
@@ -2059,7 +2153,7 @@
                     <pic:cNvPicPr/>
                   </pic:nvPicPr>
                   <pic:blipFill>
-                    <a:blip r:embed="rId13"/>
+                    <a:blip r:embed="rId14"/>
                     <a:stretch>
                       <a:fillRect/>
                     </a:stretch>
@@ -2103,29 +2197,7 @@
           <w:sz w:val="26"/>
           <w:szCs w:val="26"/>
         </w:rPr>
-        <w:t>1.</w:t>
-      </w:r>
-      <w:r>
-        <w:rPr>
-          <w:rFonts w:ascii="Times New Roman" w:hAnsi="Times New Roman" w:cs="Times New Roman"/>
-          <w:b/>
-          <w:bCs/>
-          <w:color w:val="auto"/>
-          <w:sz w:val="26"/>
-          <w:szCs w:val="26"/>
-        </w:rPr>
-        <w:t>3</w:t>
-      </w:r>
-      <w:r>
-        <w:rPr>
-          <w:rFonts w:ascii="Times New Roman" w:hAnsi="Times New Roman" w:cs="Times New Roman"/>
-          <w:b/>
-          <w:bCs/>
-          <w:color w:val="auto"/>
-          <w:sz w:val="26"/>
-          <w:szCs w:val="26"/>
-        </w:rPr>
-        <w:t xml:space="preserve">.2 Nhóm quy trình Cốt lõi (Core Process) </w:t>
+        <w:t xml:space="preserve">1.3.2 Nhóm quy trình Cốt lõi (Core Process) </w:t>
       </w:r>
     </w:p>
     <w:p>
@@ -2181,20 +2253,7 @@
           <w:sz w:val="26"/>
           <w:szCs w:val="26"/>
         </w:rPr>
-        <w:t xml:space="preserve">1.3.2.1 </w:t>
-      </w:r>
-      <w:r>
-        <w:rPr>
-          <w:rFonts w:ascii="Times New Roman" w:hAnsi="Times New Roman" w:cs="Times New Roman"/>
-          <w:b/>
-          <w:bCs/>
-          <w:i w:val="0"/>
-          <w:iCs w:val="0"/>
-          <w:color w:val="000000" w:themeColor="text1"/>
-          <w:sz w:val="26"/>
-          <w:szCs w:val="26"/>
-        </w:rPr>
-        <w:t xml:space="preserve">Quy trình Bán hàng và phục vụ tại cửa hàng (Dine-in/Take-away) </w:t>
+        <w:t xml:space="preserve">1.3.2.1 Quy trình Bán hàng và phục vụ tại cửa hàng (Dine-in/Take-away) </w:t>
       </w:r>
     </w:p>
     <w:p>
@@ -2210,6 +2269,7 @@
       <w:r>
         <w:rPr>
           <w:rFonts w:ascii="Times New Roman" w:hAnsi="Times New Roman" w:cs="Times New Roman"/>
+          <w:noProof/>
           <w:sz w:val="26"/>
           <w:szCs w:val="26"/>
         </w:rPr>
@@ -2229,7 +2289,7 @@
                     <pic:cNvPicPr/>
                   </pic:nvPicPr>
                   <pic:blipFill>
-                    <a:blip r:embed="rId14"/>
+                    <a:blip r:embed="rId15"/>
                     <a:stretch>
                       <a:fillRect/>
                     </a:stretch>
@@ -2302,20 +2362,7 @@
           <w:sz w:val="26"/>
           <w:szCs w:val="26"/>
         </w:rPr>
-        <w:t xml:space="preserve">1.3.2.2 </w:t>
-      </w:r>
-      <w:r>
-        <w:rPr>
-          <w:rFonts w:ascii="Times New Roman" w:hAnsi="Times New Roman" w:cs="Times New Roman"/>
-          <w:b/>
-          <w:bCs/>
-          <w:i w:val="0"/>
-          <w:iCs w:val="0"/>
-          <w:color w:val="000000" w:themeColor="text1"/>
-          <w:sz w:val="26"/>
-          <w:szCs w:val="26"/>
-        </w:rPr>
-        <w:t xml:space="preserve">Quy trình Pha chế sản phẩm </w:t>
+        <w:t xml:space="preserve">1.3.2.2 Quy trình Pha chế sản phẩm </w:t>
       </w:r>
     </w:p>
     <w:p>
@@ -2331,6 +2378,7 @@
       <w:r>
         <w:rPr>
           <w:rFonts w:ascii="Times New Roman" w:hAnsi="Times New Roman" w:cs="Times New Roman"/>
+          <w:noProof/>
           <w:sz w:val="26"/>
           <w:szCs w:val="26"/>
         </w:rPr>
@@ -2350,7 +2398,7 @@
                     <pic:cNvPicPr/>
                   </pic:nvPicPr>
                   <pic:blipFill>
-                    <a:blip r:embed="rId15"/>
+                    <a:blip r:embed="rId16"/>
                     <a:stretch>
                       <a:fillRect/>
                     </a:stretch>
@@ -2398,7 +2446,6 @@
           <w:sz w:val="26"/>
           <w:szCs w:val="26"/>
         </w:rPr>
-        <w:lastRenderedPageBreak/>
         <w:tab/>
       </w:r>
       <w:r>
@@ -2425,20 +2472,7 @@
           <w:sz w:val="26"/>
           <w:szCs w:val="26"/>
         </w:rPr>
-        <w:t xml:space="preserve">1.3.2.3 </w:t>
-      </w:r>
-      <w:r>
-        <w:rPr>
-          <w:rFonts w:ascii="Times New Roman" w:hAnsi="Times New Roman" w:cs="Times New Roman"/>
-          <w:b/>
-          <w:bCs/>
-          <w:i w:val="0"/>
-          <w:iCs w:val="0"/>
-          <w:color w:val="000000" w:themeColor="text1"/>
-          <w:sz w:val="26"/>
-          <w:szCs w:val="26"/>
-        </w:rPr>
-        <w:t xml:space="preserve">Quy trình Tiếp nhận và xử lý đơn hàng Online (App/Nền tảng thứ 3) </w:t>
+        <w:t xml:space="preserve">1.3.2.3 Quy trình Tiếp nhận và xử lý đơn hàng Online (App/Nền tảng thứ 3) </w:t>
       </w:r>
     </w:p>
     <w:p>
@@ -2454,6 +2488,7 @@
       <w:r>
         <w:rPr>
           <w:rFonts w:ascii="Times New Roman" w:hAnsi="Times New Roman" w:cs="Times New Roman"/>
+          <w:noProof/>
           <w:sz w:val="26"/>
           <w:szCs w:val="26"/>
         </w:rPr>
@@ -2473,7 +2508,7 @@
                     <pic:cNvPicPr/>
                   </pic:nvPicPr>
                   <pic:blipFill>
-                    <a:blip r:embed="rId16"/>
+                    <a:blip r:embed="rId17"/>
                     <a:stretch>
                       <a:fillRect/>
                     </a:stretch>
@@ -2517,18 +2552,8 @@
           <w:sz w:val="26"/>
           <w:szCs w:val="26"/>
         </w:rPr>
-        <w:t xml:space="preserve">1.3.3 </w:t>
-      </w:r>
-      <w:r>
-        <w:rPr>
-          <w:rFonts w:ascii="Times New Roman" w:hAnsi="Times New Roman" w:cs="Times New Roman"/>
-          <w:b/>
-          <w:bCs/>
-          <w:color w:val="auto"/>
-          <w:sz w:val="26"/>
-          <w:szCs w:val="26"/>
-        </w:rPr>
-        <w:t xml:space="preserve">Nhóm quy trình Hỗ trợ (Support Process) </w:t>
+        <w:lastRenderedPageBreak/>
+        <w:t xml:space="preserve">1.3.3 Nhóm quy trình Hỗ trợ (Support Process) </w:t>
       </w:r>
     </w:p>
     <w:p>
@@ -2584,20 +2609,7 @@
           <w:sz w:val="26"/>
           <w:szCs w:val="26"/>
         </w:rPr>
-        <w:t xml:space="preserve">1.3.3.1 </w:t>
-      </w:r>
-      <w:r>
-        <w:rPr>
-          <w:rFonts w:ascii="Times New Roman" w:hAnsi="Times New Roman" w:cs="Times New Roman"/>
-          <w:b/>
-          <w:bCs/>
-          <w:i w:val="0"/>
-          <w:iCs w:val="0"/>
-          <w:color w:val="000000" w:themeColor="text1"/>
-          <w:sz w:val="26"/>
-          <w:szCs w:val="26"/>
-        </w:rPr>
-        <w:t xml:space="preserve">Quy trình Nhập xuất kho và quản lý nguyên vật liệu </w:t>
+        <w:t xml:space="preserve">1.3.3.1 Quy trình Nhập xuất kho và quản lý nguyên vật liệu </w:t>
       </w:r>
     </w:p>
     <w:p>
@@ -2613,6 +2625,7 @@
       <w:r>
         <w:rPr>
           <w:rFonts w:ascii="Times New Roman" w:hAnsi="Times New Roman" w:cs="Times New Roman"/>
+          <w:noProof/>
           <w:sz w:val="26"/>
           <w:szCs w:val="26"/>
         </w:rPr>
@@ -2632,7 +2645,7 @@
                     <pic:cNvPicPr/>
                   </pic:nvPicPr>
                   <pic:blipFill>
-                    <a:blip r:embed="rId17"/>
+                    <a:blip r:embed="rId18"/>
                     <a:stretch>
                       <a:fillRect/>
                     </a:stretch>
@@ -2706,35 +2719,22 @@
           <w:sz w:val="26"/>
           <w:szCs w:val="26"/>
         </w:rPr>
-        <w:t xml:space="preserve">1.3.3.2 </w:t>
-      </w:r>
-      <w:r>
-        <w:rPr>
-          <w:rFonts w:ascii="Times New Roman" w:hAnsi="Times New Roman" w:cs="Times New Roman"/>
-          <w:b/>
-          <w:bCs/>
-          <w:i w:val="0"/>
-          <w:iCs w:val="0"/>
-          <w:color w:val="000000" w:themeColor="text1"/>
-          <w:sz w:val="26"/>
-          <w:szCs w:val="26"/>
-        </w:rPr>
-        <w:t xml:space="preserve">Quy trình Tuyển dụng và đào tạo nhân sự </w:t>
+        <w:t xml:space="preserve">1.3.3.2 Quy trình Tuyển dụng và đào tạo nhân sự </w:t>
       </w:r>
     </w:p>
     <w:p>
       <w:pPr>
         <w:spacing w:after="0" w:line="360" w:lineRule="auto"/>
-        <w:jc w:val="both"/>
-        <w:rPr>
-          <w:rFonts w:ascii="Times New Roman" w:hAnsi="Times New Roman" w:cs="Times New Roman"/>
-          <w:sz w:val="26"/>
-          <w:szCs w:val="26"/>
-        </w:rPr>
-      </w:pPr>
-      <w:r>
-        <w:rPr>
-          <w:rFonts w:ascii="Times New Roman" w:hAnsi="Times New Roman" w:cs="Times New Roman"/>
+        <w:rPr>
+          <w:rFonts w:ascii="Times New Roman" w:hAnsi="Times New Roman" w:cs="Times New Roman"/>
+          <w:sz w:val="26"/>
+          <w:szCs w:val="26"/>
+        </w:rPr>
+      </w:pPr>
+      <w:r>
+        <w:rPr>
+          <w:rFonts w:ascii="Times New Roman" w:hAnsi="Times New Roman" w:cs="Times New Roman"/>
+          <w:noProof/>
           <w:sz w:val="26"/>
           <w:szCs w:val="26"/>
         </w:rPr>
@@ -2754,7 +2754,7 @@
                     <pic:cNvPicPr/>
                   </pic:nvPicPr>
                   <pic:blipFill>
-                    <a:blip r:embed="rId18"/>
+                    <a:blip r:embed="rId19"/>
                     <a:stretch>
                       <a:fillRect/>
                     </a:stretch>
@@ -2828,20 +2828,7 @@
           <w:sz w:val="26"/>
           <w:szCs w:val="26"/>
         </w:rPr>
-        <w:t xml:space="preserve">1.3.3.3 </w:t>
-      </w:r>
-      <w:r>
-        <w:rPr>
-          <w:rFonts w:ascii="Times New Roman" w:hAnsi="Times New Roman" w:cs="Times New Roman"/>
-          <w:b/>
-          <w:bCs/>
-          <w:i w:val="0"/>
-          <w:iCs w:val="0"/>
-          <w:color w:val="000000" w:themeColor="text1"/>
-          <w:sz w:val="26"/>
-          <w:szCs w:val="26"/>
-        </w:rPr>
-        <w:t xml:space="preserve">Quy trình Bảo trì và sửa chữa trang thiết bị </w:t>
+        <w:t xml:space="preserve">1.3.3.3 Quy trình Bảo trì và sửa chữa trang thiết bị </w:t>
       </w:r>
       <w:r>
         <w:rPr>
@@ -2863,24 +2850,22 @@
           <w:tab w:val="left" w:pos="5445"/>
         </w:tabs>
         <w:spacing w:after="0" w:line="360" w:lineRule="auto"/>
-        <w:jc w:val="both"/>
-        <w:rPr>
-          <w:rFonts w:ascii="Times New Roman" w:hAnsi="Times New Roman" w:cs="Times New Roman"/>
-          <w:sz w:val="26"/>
-          <w:szCs w:val="26"/>
-        </w:rPr>
-      </w:pPr>
-      <w:r>
-        <w:rPr>
-          <w:rFonts w:ascii="Times New Roman" w:hAnsi="Times New Roman" w:cs="Times New Roman"/>
-          <w:sz w:val="26"/>
-          <w:szCs w:val="26"/>
+        <w:jc w:val="center"/>
+        <w:rPr>
+          <w:rFonts w:ascii="Times New Roman" w:hAnsi="Times New Roman" w:cs="Times New Roman"/>
+          <w:sz w:val="26"/>
+          <w:szCs w:val="26"/>
+        </w:rPr>
+      </w:pPr>
+      <w:r>
+        <w:rPr>
+          <w:noProof/>
         </w:rPr>
         <w:drawing>
-          <wp:inline distT="0" distB="0" distL="0" distR="0" wp14:anchorId="0D338CF6" wp14:editId="0DB3608F">
-            <wp:extent cx="5544324" cy="1057423"/>
-            <wp:effectExtent l="0" t="0" r="0" b="9525"/>
-            <wp:docPr id="1852379936" name="Picture 1"/>
+          <wp:inline distT="0" distB="0" distL="0" distR="0" wp14:anchorId="14389F62" wp14:editId="5B473955">
+            <wp:extent cx="5552381" cy="1057143"/>
+            <wp:effectExtent l="0" t="0" r="0" b="0"/>
+            <wp:docPr id="914876146" name="Picture 1"/>
             <wp:cNvGraphicFramePr>
               <a:graphicFrameLocks xmlns:a="http://schemas.openxmlformats.org/drawingml/2006/main" noChangeAspect="1"/>
             </wp:cNvGraphicFramePr>
@@ -2888,11 +2873,11 @@
               <a:graphicData uri="http://schemas.openxmlformats.org/drawingml/2006/picture">
                 <pic:pic xmlns:pic="http://schemas.openxmlformats.org/drawingml/2006/picture">
                   <pic:nvPicPr>
-                    <pic:cNvPr id="1852379936" name=""/>
+                    <pic:cNvPr id="914876146" name=""/>
                     <pic:cNvPicPr/>
                   </pic:nvPicPr>
                   <pic:blipFill>
-                    <a:blip r:embed="rId19"/>
+                    <a:blip r:embed="rId20"/>
                     <a:stretch>
                       <a:fillRect/>
                     </a:stretch>
@@ -2900,7 +2885,7 @@
                   <pic:spPr>
                     <a:xfrm>
                       <a:off x="0" y="0"/>
-                      <a:ext cx="5544324" cy="1057423"/>
+                      <a:ext cx="5552381" cy="1057143"/>
                     </a:xfrm>
                     <a:prstGeom prst="rect">
                       <a:avLst/>
@@ -2936,29 +2921,7 @@
           <w:sz w:val="26"/>
           <w:szCs w:val="26"/>
         </w:rPr>
-        <w:t>1.</w:t>
-      </w:r>
-      <w:r>
-        <w:rPr>
-          <w:rFonts w:ascii="Times New Roman" w:hAnsi="Times New Roman" w:cs="Times New Roman"/>
-          <w:b/>
-          <w:bCs/>
-          <w:color w:val="auto"/>
-          <w:sz w:val="26"/>
-          <w:szCs w:val="26"/>
-        </w:rPr>
-        <w:t>3</w:t>
-      </w:r>
-      <w:r>
-        <w:rPr>
-          <w:rFonts w:ascii="Times New Roman" w:hAnsi="Times New Roman" w:cs="Times New Roman"/>
-          <w:b/>
-          <w:bCs/>
-          <w:color w:val="auto"/>
-          <w:sz w:val="26"/>
-          <w:szCs w:val="26"/>
-        </w:rPr>
-        <w:t xml:space="preserve">.4 Quy trình khác </w:t>
+        <w:t xml:space="preserve">1.3.4 Quy trình khác </w:t>
       </w:r>
     </w:p>
     <w:p>
@@ -3032,16 +2995,17 @@
     <w:p>
       <w:pPr>
         <w:spacing w:after="0" w:line="360" w:lineRule="auto"/>
-        <w:jc w:val="both"/>
-        <w:rPr>
-          <w:rFonts w:ascii="Times New Roman" w:hAnsi="Times New Roman" w:cs="Times New Roman"/>
-          <w:sz w:val="26"/>
-          <w:szCs w:val="26"/>
-        </w:rPr>
-      </w:pPr>
-      <w:r>
-        <w:rPr>
-          <w:rFonts w:ascii="Times New Roman" w:hAnsi="Times New Roman" w:cs="Times New Roman"/>
+        <w:jc w:val="center"/>
+        <w:rPr>
+          <w:rFonts w:ascii="Times New Roman" w:hAnsi="Times New Roman" w:cs="Times New Roman"/>
+          <w:sz w:val="26"/>
+          <w:szCs w:val="26"/>
+        </w:rPr>
+      </w:pPr>
+      <w:r>
+        <w:rPr>
+          <w:rFonts w:ascii="Times New Roman" w:hAnsi="Times New Roman" w:cs="Times New Roman"/>
+          <w:noProof/>
           <w:sz w:val="26"/>
           <w:szCs w:val="26"/>
         </w:rPr>
@@ -3061,7 +3025,7 @@
                     <pic:cNvPicPr/>
                   </pic:nvPicPr>
                   <pic:blipFill>
-                    <a:blip r:embed="rId20"/>
+                    <a:blip r:embed="rId21"/>
                     <a:stretch>
                       <a:fillRect/>
                     </a:stretch>
@@ -4643,6 +4607,7 @@
   <w:style w:type="paragraph" w:default="1" w:styleId="Normal">
     <w:name w:val="Normal"/>
     <w:qFormat/>
+    <w:rsid w:val="00A9373E"/>
   </w:style>
   <w:style w:type="paragraph" w:styleId="Heading1">
     <w:name w:val="heading 1"/>
@@ -5643,18 +5608,18 @@
 </file>
 
 <file path=customXml/item2.xml><?xml version="1.0" encoding="utf-8"?>
-<p:properties xmlns:p="http://schemas.microsoft.com/office/2006/metadata/properties" xmlns:xsi="http://www.w3.org/2001/XMLSchema-instance" xmlns:pc="http://schemas.microsoft.com/office/infopath/2007/PartnerControls">
-  <documentManagement/>
-</p:properties>
-</file>
-
-<file path=customXml/item3.xml><?xml version="1.0" encoding="utf-8"?>
 <?mso-contentType ?>
 <FormTemplates xmlns="http://schemas.microsoft.com/sharepoint/v3/contenttype/forms">
   <Display>DocumentLibraryForm</Display>
   <Edit>DocumentLibraryForm</Edit>
   <New>DocumentLibraryForm</New>
 </FormTemplates>
+</file>
+
+<file path=customXml/item3.xml><?xml version="1.0" encoding="utf-8"?>
+<p:properties xmlns:p="http://schemas.microsoft.com/office/2006/metadata/properties" xmlns:xsi="http://www.w3.org/2001/XMLSchema-instance" xmlns:pc="http://schemas.microsoft.com/office/infopath/2007/PartnerControls">
+  <documentManagement/>
+</p:properties>
 </file>
 
 <file path=customXml/itemProps1.xml><?xml version="1.0" encoding="utf-8"?>
@@ -5676,18 +5641,18 @@
 </file>
 
 <file path=customXml/itemProps2.xml><?xml version="1.0" encoding="utf-8"?>
+<ds:datastoreItem xmlns:ds="http://schemas.openxmlformats.org/officeDocument/2006/customXml" ds:itemID="{46349284-ECB1-483D-A16A-E44114B799DC}">
+  <ds:schemaRefs>
+    <ds:schemaRef ds:uri="http://schemas.microsoft.com/sharepoint/v3/contenttype/forms"/>
+  </ds:schemaRefs>
+</ds:datastoreItem>
+</file>
+
+<file path=customXml/itemProps3.xml><?xml version="1.0" encoding="utf-8"?>
 <ds:datastoreItem xmlns:ds="http://schemas.openxmlformats.org/officeDocument/2006/customXml" ds:itemID="{D435CF9F-97C8-49E6-A002-4FF7EEC5FD87}">
   <ds:schemaRefs>
     <ds:schemaRef ds:uri="http://schemas.microsoft.com/office/2006/metadata/properties"/>
     <ds:schemaRef ds:uri="http://schemas.microsoft.com/office/infopath/2007/PartnerControls"/>
   </ds:schemaRefs>
 </ds:datastoreItem>
-</file>
-
-<file path=customXml/itemProps3.xml><?xml version="1.0" encoding="utf-8"?>
-<ds:datastoreItem xmlns:ds="http://schemas.openxmlformats.org/officeDocument/2006/customXml" ds:itemID="{46349284-ECB1-483D-A16A-E44114B799DC}">
-  <ds:schemaRefs>
-    <ds:schemaRef ds:uri="http://schemas.microsoft.com/sharepoint/v3/contenttype/forms"/>
-  </ds:schemaRefs>
-</ds:datastoreItem>
 </file>